--- a/06_산출물_문서/3계층_지침서/WI-811-01_부적합품_격리_처리_지침서.docx
+++ b/06_산출물_문서/3계층_지침서/WI-811-01_부적합품_격리_처리_지침서.docx
@@ -270,11 +270,11 @@
     </w:p>
     <w:tbl>
       <w:tblPr>
-        <w:tblW w:w="8788" w:type="dxa"/>
         <w:tblCellMar>
           <w:left w:w="108" w:type="dxa"/>
           <w:right w:w="108" w:type="dxa"/>
         </w:tblCellMar>
+        <w:tblW w:w="8788" w:type="dxa"/>
         <w:tblBorders>
           <w:top w:val="single" w:sz="4" w:color="2E74B5" w:space="0"/>
           <w:left w:val="single" w:sz="4" w:color="2E74B5" w:space="0"/>
@@ -294,13 +294,13 @@
         <w:tc>
           <w:tcPr>
             <w:tcW w:w="1500" w:type="dxa"/>
-            <w:shd w:val="clear" w:color="auto" w:fill="D9D9D9"/>
             <w:tcMar>
               <w:top w:w="60" w:type="dxa"/>
               <w:left w:w="120" w:type="dxa"/>
               <w:bottom w:w="60" w:type="dxa"/>
               <w:right w:w="120" w:type="dxa"/>
             </w:tcMar>
+            <w:shd w:val="clear" w:color="auto" w:fill="DEEAF1"/>
           </w:tcPr>
           <w:p>
             <w:pPr>
@@ -320,13 +320,13 @@
         <w:tc>
           <w:tcPr>
             <w:tcW w:w="2800" w:type="dxa"/>
-            <w:shd w:val="clear" w:color="auto" w:fill="D9D9D9"/>
             <w:tcMar>
               <w:top w:w="60" w:type="dxa"/>
               <w:left w:w="120" w:type="dxa"/>
               <w:bottom w:w="60" w:type="dxa"/>
               <w:right w:w="120" w:type="dxa"/>
             </w:tcMar>
+            <w:shd w:val="clear" w:color="auto" w:fill="DEEAF1"/>
           </w:tcPr>
           <w:p>
             <w:pPr>
@@ -346,13 +346,13 @@
         <w:tc>
           <w:tcPr>
             <w:tcW w:w="2000" w:type="dxa"/>
-            <w:shd w:val="clear" w:color="auto" w:fill="D9D9D9"/>
             <w:tcMar>
               <w:top w:w="60" w:type="dxa"/>
               <w:left w:w="120" w:type="dxa"/>
               <w:bottom w:w="60" w:type="dxa"/>
               <w:right w:w="120" w:type="dxa"/>
             </w:tcMar>
+            <w:shd w:val="clear" w:color="auto" w:fill="DEEAF1"/>
           </w:tcPr>
           <w:p>
             <w:pPr>
@@ -372,13 +372,13 @@
         <w:tc>
           <w:tcPr>
             <w:tcW w:w="2488" w:type="dxa"/>
-            <w:shd w:val="clear" w:color="auto" w:fill="D9D9D9"/>
             <w:tcMar>
               <w:top w:w="60" w:type="dxa"/>
               <w:left w:w="120" w:type="dxa"/>
               <w:bottom w:w="60" w:type="dxa"/>
               <w:right w:w="120" w:type="dxa"/>
             </w:tcMar>
+            <w:shd w:val="clear" w:color="auto" w:fill="DEEAF1"/>
           </w:tcPr>
           <w:p>
             <w:pPr>
@@ -1449,7 +1449,7 @@
         </w:trPr>
         <w:tc>
           <w:tcPr>
-            <w:tcW w:w="2460" w:type="dxa"/>
+            <w:tcW w:w="2228" w:type="dxa"/>
             <w:tcMar>
               <w:top w:w="60" w:type="dxa"/>
               <w:left w:w="120" w:type="dxa"/>
@@ -1470,7 +1470,7 @@
         </w:tc>
         <w:tc>
           <w:tcPr>
-            <w:tcW w:w="6328" w:type="dxa"/>
+            <w:tcW w:w="6560" w:type="dxa"/>
             <w:tcMar>
               <w:top w:w="60" w:type="dxa"/>
               <w:left w:w="120" w:type="dxa"/>
@@ -1492,9 +1492,7 @@
       </w:tr>
       <w:tr>
         <w:tc>
-          <w:tcPr>
-            <w:tcW w:w="2460" w:type="dxa"/>
-          </w:tcPr>
+          <w:tcPr/>
           <w:p>
             <w:pPr>
               <w:pStyle w:val="Compact"/>
@@ -1506,7 +1504,7 @@
         </w:tc>
         <w:tc>
           <w:tcPr>
-            <w:tcW w:w="6328" w:type="dxa"/>
+            <w:tcW w:w="6560" w:type="dxa"/>
             <w:tcMar>
               <w:top w:w="60" w:type="dxa"/>
               <w:left w:w="120" w:type="dxa"/>
@@ -1539,6 +1537,7 @@
         </w:tc>
         <w:tc>
           <w:tcPr>
+            <w:tcW w:w="6560" w:type="dxa"/>
             <w:tcMar>
               <w:top w:w="60" w:type="dxa"/>
               <w:left w:w="120" w:type="dxa"/>
@@ -1570,9 +1569,7 @@
           </w:p>
         </w:tc>
         <w:tc>
-          <w:tcPr>
-            <w:tcW w:w="6328" w:type="dxa"/>
-          </w:tcPr>
+          <w:tcPr/>
           <w:p>
             <w:pPr>
               <w:pStyle w:val="Compact"/>
@@ -1585,8 +1582,19 @@
       </w:tr>
       <w:tr>
         <w:tc>
-          <w:tcPr>
-            <w:tcW w:w="2460" w:type="dxa"/>
+          <w:tcPr/>
+          <w:p>
+            <w:pPr>
+              <w:pStyle w:val="Compact"/>
+            </w:pPr>
+            <w:r>
+              <w:t xml:space="preserve">QP-812</w:t>
+            </w:r>
+          </w:p>
+        </w:tc>
+        <w:tc>
+          <w:tcPr>
+            <w:tcW w:w="6560" w:type="dxa"/>
             <w:tcMar>
               <w:top w:w="60" w:type="dxa"/>
               <w:left w:w="120" w:type="dxa"/>
@@ -1600,17 +1608,6 @@
               <w:wordWrap w:val="1"/>
             </w:pPr>
             <w:r>
-              <w:t xml:space="preserve">QP-812</w:t>
-            </w:r>
-          </w:p>
-        </w:tc>
-        <w:tc>
-          <w:tcPr/>
-          <w:p>
-            <w:pPr>
-              <w:pStyle w:val="Compact"/>
-            </w:pPr>
-            <w:r>
               <w:t xml:space="preserve">식별/추적성 관리 절차서</w:t>
             </w:r>
           </w:p>
@@ -1666,18 +1663,10 @@
       </w:tr>
       <w:tr>
         <w:tc>
-          <w:tcPr>
-            <w:tcMar>
-              <w:top w:w="60" w:type="dxa"/>
-              <w:left w:w="120" w:type="dxa"/>
-              <w:bottom w:w="60" w:type="dxa"/>
-              <w:right w:w="120" w:type="dxa"/>
-            </w:tcMar>
-          </w:tcPr>
-          <w:p>
-            <w:pPr>
-              <w:pStyle w:val="Compact"/>
-              <w:wordWrap w:val="1"/>
+          <w:tcPr/>
+          <w:p>
+            <w:pPr>
+              <w:pStyle w:val="Compact"/>
             </w:pPr>
             <w:r>
               <w:t xml:space="preserve">F-807-01</w:t>
@@ -1685,18 +1674,10 @@
           </w:p>
         </w:tc>
         <w:tc>
-          <w:tcPr>
-            <w:tcMar>
-              <w:top w:w="60" w:type="dxa"/>
-              <w:left w:w="120" w:type="dxa"/>
-              <w:bottom w:w="60" w:type="dxa"/>
-              <w:right w:w="120" w:type="dxa"/>
-            </w:tcMar>
-          </w:tcPr>
-          <w:p>
-            <w:pPr>
-              <w:pStyle w:val="Compact"/>
-              <w:wordWrap w:val="1"/>
+          <w:tcPr/>
+          <w:p>
+            <w:pPr>
+              <w:pStyle w:val="Compact"/>
             </w:pPr>
             <w:r>
               <w:t xml:space="preserve">부적합 보고서(NCR) 양식</w:t>
@@ -1740,7 +1721,7 @@
         </w:trPr>
         <w:tc>
           <w:tcPr>
-            <w:tcW w:w="2460" w:type="dxa"/>
+            <w:tcW w:w="3000" w:type="dxa"/>
             <w:tcMar>
               <w:top w:w="60" w:type="dxa"/>
               <w:left w:w="120" w:type="dxa"/>
@@ -1761,7 +1742,7 @@
         </w:tc>
         <w:tc>
           <w:tcPr>
-            <w:tcW w:w="6328" w:type="dxa"/>
+            <w:tcW w:w="5788" w:type="dxa"/>
             <w:tcMar>
               <w:top w:w="60" w:type="dxa"/>
               <w:left w:w="120" w:type="dxa"/>
@@ -1783,9 +1764,7 @@
       </w:tr>
       <w:tr>
         <w:tc>
-          <w:tcPr>
-            <w:tcW w:w="2460" w:type="dxa"/>
-          </w:tcPr>
+          <w:tcPr/>
           <w:p>
             <w:pPr>
               <w:pStyle w:val="Compact"/>
@@ -1797,7 +1776,7 @@
         </w:tc>
         <w:tc>
           <w:tcPr>
-            <w:tcW w:w="6328" w:type="dxa"/>
+            <w:tcW w:w="5788" w:type="dxa"/>
             <w:tcMar>
               <w:top w:w="60" w:type="dxa"/>
               <w:left w:w="120" w:type="dxa"/>
@@ -1830,7 +1809,7 @@
         </w:tc>
         <w:tc>
           <w:tcPr>
-            <w:tcW w:w="6328" w:type="dxa"/>
+            <w:tcW w:w="5788" w:type="dxa"/>
             <w:tcMar>
               <w:top w:w="60" w:type="dxa"/>
               <w:left w:w="120" w:type="dxa"/>
@@ -1887,7 +1866,7 @@
         </w:tc>
         <w:tc>
           <w:tcPr>
-            <w:tcW w:w="6328" w:type="dxa"/>
+            <w:tcW w:w="5788" w:type="dxa"/>
             <w:tcMar>
               <w:top w:w="60" w:type="dxa"/>
               <w:left w:w="120" w:type="dxa"/>
@@ -2028,18 +2007,10 @@
       </w:tr>
       <w:tr>
         <w:tc>
-          <w:tcPr>
-            <w:tcMar>
-              <w:top w:w="60" w:type="dxa"/>
-              <w:left w:w="120" w:type="dxa"/>
-              <w:bottom w:w="60" w:type="dxa"/>
-              <w:right w:w="120" w:type="dxa"/>
-            </w:tcMar>
-          </w:tcPr>
-          <w:p>
-            <w:pPr>
-              <w:pStyle w:val="Compact"/>
-              <w:wordWrap w:val="1"/>
+          <w:tcPr/>
+          <w:p>
+            <w:pPr>
+              <w:pStyle w:val="Compact"/>
             </w:pPr>
             <w:r>
               <w:t xml:space="preserve">위조부품(Counterfeit Part)</w:t>
@@ -2047,18 +2018,10 @@
           </w:p>
         </w:tc>
         <w:tc>
-          <w:tcPr>
-            <w:tcMar>
-              <w:top w:w="60" w:type="dxa"/>
-              <w:left w:w="120" w:type="dxa"/>
-              <w:bottom w:w="60" w:type="dxa"/>
-              <w:right w:w="120" w:type="dxa"/>
-            </w:tcMar>
-          </w:tcPr>
-          <w:p>
-            <w:pPr>
-              <w:pStyle w:val="Compact"/>
-              <w:wordWrap w:val="1"/>
+          <w:tcPr/>
+          <w:p>
+            <w:pPr>
+              <w:pStyle w:val="Compact"/>
             </w:pPr>
             <w:r>
               <w:t xml:space="preserve">출처, 소재, 규격 등이 고의로 허위 표시된 부품</w:t>
@@ -3267,10 +3230,18 @@
           </w:p>
         </w:tc>
         <w:tc>
-          <w:tcPr/>
-          <w:p>
-            <w:pPr>
-              <w:pStyle w:val="Compact"/>
+          <w:tcPr>
+            <w:tcMar>
+              <w:top w:w="60" w:type="dxa"/>
+              <w:left w:w="120" w:type="dxa"/>
+              <w:bottom w:w="60" w:type="dxa"/>
+              <w:right w:w="120" w:type="dxa"/>
+            </w:tcMar>
+          </w:tcPr>
+          <w:p>
+            <w:pPr>
+              <w:pStyle w:val="Compact"/>
+              <w:wordWrap w:val="1"/>
             </w:pPr>
             <w:r>
               <w:t xml:space="preserve">MRB 또는 품질책임자</w:t>
@@ -3317,10 +3288,18 @@
           </w:p>
         </w:tc>
         <w:tc>
-          <w:tcPr/>
-          <w:p>
-            <w:pPr>
-              <w:pStyle w:val="Compact"/>
+          <w:tcPr>
+            <w:tcMar>
+              <w:top w:w="60" w:type="dxa"/>
+              <w:left w:w="120" w:type="dxa"/>
+              <w:bottom w:w="60" w:type="dxa"/>
+              <w:right w:w="120" w:type="dxa"/>
+            </w:tcMar>
+          </w:tcPr>
+          <w:p>
+            <w:pPr>
+              <w:pStyle w:val="Compact"/>
+              <w:wordWrap w:val="1"/>
             </w:pPr>
             <w:r>
               <w:t xml:space="preserve">품질팀장</w:t>
@@ -3626,10 +3605,18 @@
           </w:p>
         </w:tc>
         <w:tc>
-          <w:tcPr/>
-          <w:p>
-            <w:pPr>
-              <w:pStyle w:val="Compact"/>
+          <w:tcPr>
+            <w:tcMar>
+              <w:top w:w="60" w:type="dxa"/>
+              <w:left w:w="120" w:type="dxa"/>
+              <w:bottom w:w="60" w:type="dxa"/>
+              <w:right w:w="120" w:type="dxa"/>
+            </w:tcMar>
+          </w:tcPr>
+          <w:p>
+            <w:pPr>
+              <w:pStyle w:val="Compact"/>
+              <w:wordWrap w:val="1"/>
             </w:pPr>
             <w:r>
               <w:t xml:space="preserve">특채 절차 적용</w:t>
@@ -3680,10 +3667,18 @@
           </w:p>
         </w:tc>
         <w:tc>
-          <w:tcPr/>
-          <w:p>
-            <w:pPr>
-              <w:pStyle w:val="Compact"/>
+          <w:tcPr>
+            <w:tcMar>
+              <w:top w:w="60" w:type="dxa"/>
+              <w:left w:w="120" w:type="dxa"/>
+              <w:bottom w:w="60" w:type="dxa"/>
+              <w:right w:w="120" w:type="dxa"/>
+            </w:tcMar>
+          </w:tcPr>
+          <w:p>
+            <w:pPr>
+              <w:pStyle w:val="Compact"/>
+              <w:wordWrap w:val="1"/>
             </w:pPr>
             <w:r>
               <w:t xml:space="preserve">수리 방법 승인 필요</w:t>
@@ -3734,10 +3729,18 @@
           </w:p>
         </w:tc>
         <w:tc>
-          <w:tcPr/>
-          <w:p>
-            <w:pPr>
-              <w:pStyle w:val="Compact"/>
+          <w:tcPr>
+            <w:tcMar>
+              <w:top w:w="60" w:type="dxa"/>
+              <w:left w:w="120" w:type="dxa"/>
+              <w:bottom w:w="60" w:type="dxa"/>
+              <w:right w:w="120" w:type="dxa"/>
+            </w:tcMar>
+          </w:tcPr>
+          <w:p>
+            <w:pPr>
+              <w:pStyle w:val="Compact"/>
+              <w:wordWrap w:val="1"/>
             </w:pPr>
             <w:r>
               <w:t xml:space="preserve">고객 서면 승인 필수</w:t>
@@ -3784,10 +3787,18 @@
           </w:p>
         </w:tc>
         <w:tc>
-          <w:tcPr/>
-          <w:p>
-            <w:pPr>
-              <w:pStyle w:val="Compact"/>
+          <w:tcPr>
+            <w:tcMar>
+              <w:top w:w="60" w:type="dxa"/>
+              <w:left w:w="120" w:type="dxa"/>
+              <w:bottom w:w="60" w:type="dxa"/>
+              <w:right w:w="120" w:type="dxa"/>
+            </w:tcMar>
+          </w:tcPr>
+          <w:p>
+            <w:pPr>
+              <w:pStyle w:val="Compact"/>
+              <w:wordWrap w:val="1"/>
             </w:pPr>
             <w:r>
               <w:t xml:space="preserve">폐기 기록 보존</w:t>
@@ -3834,10 +3845,18 @@
           </w:p>
         </w:tc>
         <w:tc>
-          <w:tcPr/>
-          <w:p>
-            <w:pPr>
-              <w:pStyle w:val="Compact"/>
+          <w:tcPr>
+            <w:tcMar>
+              <w:top w:w="60" w:type="dxa"/>
+              <w:left w:w="120" w:type="dxa"/>
+              <w:bottom w:w="60" w:type="dxa"/>
+              <w:right w:w="120" w:type="dxa"/>
+            </w:tcMar>
+          </w:tcPr>
+          <w:p>
+            <w:pPr>
+              <w:pStyle w:val="Compact"/>
+              <w:wordWrap w:val="1"/>
             </w:pPr>
             <w:r>
               <w:t xml:space="preserve">공급업체 통보</w:t>
@@ -3856,251 +3875,387 @@
         <w:t xml:space="preserve">8.2 처분 결정 흐름도</w:t>
       </w:r>
     </w:p>
-    <w:p>
-      <w:pPr>
-        <w:pStyle w:val="SourceCode"/>
-      </w:pPr>
-      <w:r>
-        <w:rPr>
-          <w:rStyle w:val="VerbatimChar"/>
-        </w:rPr>
-        <w:t xml:space="preserve">부적합 발견</w:t>
-      </w:r>
-      <w:r>
-        <w:br/>
-      </w:r>
-      <w:r>
-        <w:rPr>
-          <w:rStyle w:val="VerbatimChar"/>
-        </w:rPr>
-        <w:t xml:space="preserve">    │</w:t>
-      </w:r>
-      <w:r>
-        <w:br/>
-      </w:r>
-      <w:r>
-        <w:rPr>
-          <w:rStyle w:val="VerbatimChar"/>
-        </w:rPr>
-        <w:t xml:space="preserve">    ▼</w:t>
-      </w:r>
-      <w:r>
-        <w:br/>
-      </w:r>
-      <w:r>
-        <w:rPr>
-          <w:rStyle w:val="VerbatimChar"/>
-        </w:rPr>
-        <w:t xml:space="preserve">식별 및 격리 (적색 태그/라벨/마킹)</w:t>
-      </w:r>
-      <w:r>
-        <w:br/>
-      </w:r>
-      <w:r>
-        <w:rPr>
-          <w:rStyle w:val="VerbatimChar"/>
-        </w:rPr>
-        <w:t xml:space="preserve">    │</w:t>
-      </w:r>
-      <w:r>
-        <w:br/>
-      </w:r>
-      <w:r>
-        <w:rPr>
-          <w:rStyle w:val="VerbatimChar"/>
-        </w:rPr>
-        <w:t xml:space="preserve">    ▼</w:t>
-      </w:r>
-      <w:r>
-        <w:br/>
-      </w:r>
-      <w:r>
-        <w:rPr>
-          <w:rStyle w:val="VerbatimChar"/>
-        </w:rPr>
-        <w:t xml:space="preserve">NCR 작성 (F-807-01)</w:t>
-      </w:r>
-      <w:r>
-        <w:br/>
-      </w:r>
-      <w:r>
-        <w:rPr>
-          <w:rStyle w:val="VerbatimChar"/>
-        </w:rPr>
-        <w:t xml:space="preserve">    │</w:t>
-      </w:r>
-      <w:r>
-        <w:br/>
-      </w:r>
-      <w:r>
-        <w:rPr>
-          <w:rStyle w:val="VerbatimChar"/>
-        </w:rPr>
-        <w:t xml:space="preserve">    ▼</w:t>
-      </w:r>
-      <w:r>
-        <w:br/>
-      </w:r>
-      <w:r>
-        <w:rPr>
-          <w:rStyle w:val="VerbatimChar"/>
-        </w:rPr>
-        <w:t xml:space="preserve">등급 분류 (Critical / Major / Minor)</w:t>
-      </w:r>
-      <w:r>
-        <w:br/>
-      </w:r>
-      <w:r>
-        <w:rPr>
-          <w:rStyle w:val="VerbatimChar"/>
-        </w:rPr>
-        <w:t xml:space="preserve">    │</w:t>
-      </w:r>
-      <w:r>
-        <w:br/>
-      </w:r>
-      <w:r>
-        <w:rPr>
-          <w:rStyle w:val="VerbatimChar"/>
-        </w:rPr>
-        <w:t xml:space="preserve">    ├─ Critical ──→ MRB 소집 ──→ 처분 결정 ──→ 고객 승인 요청</w:t>
-      </w:r>
-      <w:r>
-        <w:br/>
-      </w:r>
-      <w:r>
-        <w:rPr>
-          <w:rStyle w:val="VerbatimChar"/>
-        </w:rPr>
-        <w:t xml:space="preserve">    │</w:t>
-      </w:r>
-      <w:r>
-        <w:br/>
-      </w:r>
-      <w:r>
-        <w:rPr>
-          <w:rStyle w:val="VerbatimChar"/>
-        </w:rPr>
-        <w:t xml:space="preserve">    ├─ Major ──→ MRB 또는 품질책임자 ──→ 처분 결정</w:t>
-      </w:r>
-      <w:r>
-        <w:br/>
-      </w:r>
-      <w:r>
-        <w:rPr>
-          <w:rStyle w:val="VerbatimChar"/>
-        </w:rPr>
-        <w:t xml:space="preserve">    │                                      │</w:t>
-      </w:r>
-      <w:r>
-        <w:br/>
-      </w:r>
-      <w:r>
-        <w:rPr>
-          <w:rStyle w:val="VerbatimChar"/>
-        </w:rPr>
-        <w:t xml:space="preserve">    │                          ┌────────────┼────────────┐</w:t>
-      </w:r>
-      <w:r>
-        <w:br/>
-      </w:r>
-      <w:r>
-        <w:rPr>
-          <w:rStyle w:val="VerbatimChar"/>
-        </w:rPr>
-        <w:t xml:space="preserve">    │                          ▼            ▼            ▼</w:t>
-      </w:r>
-      <w:r>
-        <w:br/>
-      </w:r>
-      <w:r>
-        <w:rPr>
-          <w:rStyle w:val="VerbatimChar"/>
-        </w:rPr>
-        <w:t xml:space="preserve">    │                       재작업        수리/특채      폐기</w:t>
-      </w:r>
-      <w:r>
-        <w:br/>
-      </w:r>
-      <w:r>
-        <w:rPr>
-          <w:rStyle w:val="VerbatimChar"/>
-        </w:rPr>
-        <w:t xml:space="preserve">    │                          │         (고객 승인)      │</w:t>
-      </w:r>
-      <w:r>
-        <w:br/>
-      </w:r>
-      <w:r>
-        <w:rPr>
-          <w:rStyle w:val="VerbatimChar"/>
-        </w:rPr>
-        <w:t xml:space="preserve">    │                          ▼            │            ▼</w:t>
-      </w:r>
-      <w:r>
-        <w:br/>
-      </w:r>
-      <w:r>
-        <w:rPr>
-          <w:rStyle w:val="VerbatimChar"/>
-        </w:rPr>
-        <w:t xml:space="preserve">    │                       재검사          ▼         폐기 기록</w:t>
-      </w:r>
-      <w:r>
-        <w:br/>
-      </w:r>
-      <w:r>
-        <w:rPr>
-          <w:rStyle w:val="VerbatimChar"/>
-        </w:rPr>
-        <w:t xml:space="preserve">    │                          │        고객 승인</w:t>
-      </w:r>
-      <w:r>
-        <w:br/>
-      </w:r>
-      <w:r>
-        <w:rPr>
-          <w:rStyle w:val="VerbatimChar"/>
-        </w:rPr>
-        <w:t xml:space="preserve">    │                          ▼            │</w:t>
-      </w:r>
-      <w:r>
-        <w:br/>
-      </w:r>
-      <w:r>
-        <w:rPr>
-          <w:rStyle w:val="VerbatimChar"/>
-        </w:rPr>
-        <w:t xml:space="preserve">    │                       합격/불합격      ▼</w:t>
-      </w:r>
-      <w:r>
-        <w:br/>
-      </w:r>
-      <w:r>
-        <w:rPr>
-          <w:rStyle w:val="VerbatimChar"/>
-        </w:rPr>
-        <w:t xml:space="preserve">    │                                    재검사</w:t>
-      </w:r>
-      <w:r>
-        <w:br/>
-      </w:r>
-      <w:r>
-        <w:rPr>
-          <w:rStyle w:val="VerbatimChar"/>
-        </w:rPr>
-        <w:t xml:space="preserve">    │</w:t>
-      </w:r>
-      <w:r>
-        <w:br/>
-      </w:r>
-      <w:r>
-        <w:rPr>
-          <w:rStyle w:val="VerbatimChar"/>
-        </w:rPr>
-        <w:t xml:space="preserve">    └─ Minor ──→ 품질팀장 ──→ 처분 결정</w:t>
-      </w:r>
-    </w:p>
+    <w:tbl>
+      <w:tblPr>
+        <w:tblLook w:firstColumn="1" w:firstRow="1" w:lastColumn="0" w:lastRow="0" w:noHBand="0" w:noVBand="1" w:val="04A0"/>
+        <w:tblW w:w="8788" w:type="dxa"/>
+        <w:tblBorders>
+          <w:top w:val="single" w:sz="4" w:color="2E74B5" w:space="0"/>
+          <w:left w:val="single" w:sz="4" w:color="2E74B5" w:space="0"/>
+          <w:bottom w:val="single" w:sz="4" w:color="2E74B5" w:space="0"/>
+          <w:right w:val="single" w:sz="4" w:color="2E74B5" w:space="0"/>
+          <w:insideH w:val="single" w:sz="4" w:color="BDD7EE" w:space="0"/>
+          <w:insideV w:val="single" w:sz="2" w:color="D9D9D9" w:space="0"/>
+        </w:tblBorders>
+      </w:tblPr>
+      <w:tblGrid>
+        <w:gridCol w:w="8788"/>
+      </w:tblGrid>
+      <w:tr>
+        <w:tc>
+          <w:tcPr>
+            <w:tcW w:w="8788" w:type="dxa"/>
+            <w:tcMar>
+              <w:top w:w="80" w:type="dxa"/>
+              <w:left w:w="140" w:type="dxa"/>
+              <w:bottom w:w="80" w:type="dxa"/>
+              <w:right w:w="140" w:type="dxa"/>
+            </w:tcMar>
+          </w:tcPr>
+          <w:p>
+            <w:pPr>
+              <w:spacing w:before="0" w:after="0" w:line="240" w:lineRule="auto"/>
+            </w:pPr>
+            <w:r>
+              <w:rPr>
+                <w:rFonts w:ascii="Courier New" w:hAnsi="Courier New" w:eastAsia="NanumGothicCoding"/>
+                <w:sz w:val="18"/>
+                <w:szCs w:val="18"/>
+              </w:rPr>
+              <w:t xml:space="preserve">부적합 발견</w:t>
+            </w:r>
+          </w:p>
+          <w:p>
+            <w:pPr>
+              <w:spacing w:before="0" w:after="0" w:line="240" w:lineRule="auto"/>
+            </w:pPr>
+            <w:r>
+              <w:rPr>
+                <w:rFonts w:ascii="Courier New" w:hAnsi="Courier New" w:eastAsia="NanumGothicCoding"/>
+                <w:sz w:val="18"/>
+                <w:szCs w:val="18"/>
+              </w:rPr>
+              <w:t xml:space="preserve">    │</w:t>
+            </w:r>
+          </w:p>
+          <w:p>
+            <w:pPr>
+              <w:spacing w:before="0" w:after="0" w:line="240" w:lineRule="auto"/>
+            </w:pPr>
+            <w:r>
+              <w:rPr>
+                <w:rFonts w:ascii="Courier New" w:hAnsi="Courier New" w:eastAsia="NanumGothicCoding"/>
+                <w:sz w:val="18"/>
+                <w:szCs w:val="18"/>
+              </w:rPr>
+              <w:t xml:space="preserve">    ▼</w:t>
+            </w:r>
+          </w:p>
+          <w:p>
+            <w:pPr>
+              <w:spacing w:before="0" w:after="0" w:line="240" w:lineRule="auto"/>
+            </w:pPr>
+            <w:r>
+              <w:rPr>
+                <w:rFonts w:ascii="Courier New" w:hAnsi="Courier New" w:eastAsia="NanumGothicCoding"/>
+                <w:sz w:val="18"/>
+                <w:szCs w:val="18"/>
+              </w:rPr>
+              <w:t xml:space="preserve">식별 및 격리 (적색 태그/라벨/마킹)</w:t>
+            </w:r>
+          </w:p>
+          <w:p>
+            <w:pPr>
+              <w:spacing w:before="0" w:after="0" w:line="240" w:lineRule="auto"/>
+            </w:pPr>
+            <w:r>
+              <w:rPr>
+                <w:rFonts w:ascii="Courier New" w:hAnsi="Courier New" w:eastAsia="NanumGothicCoding"/>
+                <w:sz w:val="18"/>
+                <w:szCs w:val="18"/>
+              </w:rPr>
+              <w:t xml:space="preserve">    │</w:t>
+            </w:r>
+          </w:p>
+          <w:p>
+            <w:pPr>
+              <w:spacing w:before="0" w:after="0" w:line="240" w:lineRule="auto"/>
+            </w:pPr>
+            <w:r>
+              <w:rPr>
+                <w:rFonts w:ascii="Courier New" w:hAnsi="Courier New" w:eastAsia="NanumGothicCoding"/>
+                <w:sz w:val="18"/>
+                <w:szCs w:val="18"/>
+              </w:rPr>
+              <w:t xml:space="preserve">    ▼</w:t>
+            </w:r>
+          </w:p>
+          <w:p>
+            <w:pPr>
+              <w:spacing w:before="0" w:after="0" w:line="240" w:lineRule="auto"/>
+            </w:pPr>
+            <w:r>
+              <w:rPr>
+                <w:rFonts w:ascii="Courier New" w:hAnsi="Courier New" w:eastAsia="NanumGothicCoding"/>
+                <w:sz w:val="18"/>
+                <w:szCs w:val="18"/>
+              </w:rPr>
+              <w:t xml:space="preserve">NCR 작성 (F-807-01)</w:t>
+            </w:r>
+          </w:p>
+          <w:p>
+            <w:pPr>
+              <w:spacing w:before="0" w:after="0" w:line="240" w:lineRule="auto"/>
+            </w:pPr>
+            <w:r>
+              <w:rPr>
+                <w:rFonts w:ascii="Courier New" w:hAnsi="Courier New" w:eastAsia="NanumGothicCoding"/>
+                <w:sz w:val="18"/>
+                <w:szCs w:val="18"/>
+              </w:rPr>
+              <w:t xml:space="preserve">    │</w:t>
+            </w:r>
+          </w:p>
+          <w:p>
+            <w:pPr>
+              <w:spacing w:before="0" w:after="0" w:line="240" w:lineRule="auto"/>
+            </w:pPr>
+            <w:r>
+              <w:rPr>
+                <w:rFonts w:ascii="Courier New" w:hAnsi="Courier New" w:eastAsia="NanumGothicCoding"/>
+                <w:sz w:val="18"/>
+                <w:szCs w:val="18"/>
+              </w:rPr>
+              <w:t xml:space="preserve">    ▼</w:t>
+            </w:r>
+          </w:p>
+          <w:p>
+            <w:pPr>
+              <w:spacing w:before="0" w:after="0" w:line="240" w:lineRule="auto"/>
+            </w:pPr>
+            <w:r>
+              <w:rPr>
+                <w:rFonts w:ascii="Courier New" w:hAnsi="Courier New" w:eastAsia="NanumGothicCoding"/>
+                <w:sz w:val="18"/>
+                <w:szCs w:val="18"/>
+              </w:rPr>
+              <w:t xml:space="preserve">등급 분류 (Critical / Major / Minor)</w:t>
+            </w:r>
+          </w:p>
+          <w:p>
+            <w:pPr>
+              <w:spacing w:before="0" w:after="0" w:line="240" w:lineRule="auto"/>
+            </w:pPr>
+            <w:r>
+              <w:rPr>
+                <w:rFonts w:ascii="Courier New" w:hAnsi="Courier New" w:eastAsia="NanumGothicCoding"/>
+                <w:sz w:val="18"/>
+                <w:szCs w:val="18"/>
+              </w:rPr>
+              <w:t xml:space="preserve">    │</w:t>
+            </w:r>
+          </w:p>
+          <w:p>
+            <w:pPr>
+              <w:spacing w:before="0" w:after="0" w:line="240" w:lineRule="auto"/>
+            </w:pPr>
+            <w:r>
+              <w:rPr>
+                <w:rFonts w:ascii="Courier New" w:hAnsi="Courier New" w:eastAsia="NanumGothicCoding"/>
+                <w:sz w:val="18"/>
+                <w:szCs w:val="18"/>
+              </w:rPr>
+              <w:t xml:space="preserve">    ├─ Critical ──→ MRB 소집 ──→ 처분 결정 ──→ 고객 승인 요청</w:t>
+            </w:r>
+          </w:p>
+          <w:p>
+            <w:pPr>
+              <w:spacing w:before="0" w:after="0" w:line="240" w:lineRule="auto"/>
+            </w:pPr>
+            <w:r>
+              <w:rPr>
+                <w:rFonts w:ascii="Courier New" w:hAnsi="Courier New" w:eastAsia="NanumGothicCoding"/>
+                <w:sz w:val="18"/>
+                <w:szCs w:val="18"/>
+              </w:rPr>
+              <w:t xml:space="preserve">    │</w:t>
+            </w:r>
+          </w:p>
+          <w:p>
+            <w:pPr>
+              <w:spacing w:before="0" w:after="0" w:line="240" w:lineRule="auto"/>
+            </w:pPr>
+            <w:r>
+              <w:rPr>
+                <w:rFonts w:ascii="Courier New" w:hAnsi="Courier New" w:eastAsia="NanumGothicCoding"/>
+                <w:sz w:val="18"/>
+                <w:szCs w:val="18"/>
+              </w:rPr>
+              <w:t xml:space="preserve">    ├─ Major ──→ MRB 또는 품질책임자 ──→ 처분 결정</w:t>
+            </w:r>
+          </w:p>
+          <w:p>
+            <w:pPr>
+              <w:spacing w:before="0" w:after="0" w:line="240" w:lineRule="auto"/>
+            </w:pPr>
+            <w:r>
+              <w:rPr>
+                <w:rFonts w:ascii="Courier New" w:hAnsi="Courier New" w:eastAsia="NanumGothicCoding"/>
+                <w:sz w:val="18"/>
+                <w:szCs w:val="18"/>
+              </w:rPr>
+              <w:t xml:space="preserve">    │                                      │</w:t>
+            </w:r>
+          </w:p>
+          <w:p>
+            <w:pPr>
+              <w:spacing w:before="0" w:after="0" w:line="240" w:lineRule="auto"/>
+            </w:pPr>
+            <w:r>
+              <w:rPr>
+                <w:rFonts w:ascii="Courier New" w:hAnsi="Courier New" w:eastAsia="NanumGothicCoding"/>
+                <w:sz w:val="18"/>
+                <w:szCs w:val="18"/>
+              </w:rPr>
+              <w:t xml:space="preserve">    │                          ┌────────────┼────────────┐</w:t>
+            </w:r>
+          </w:p>
+          <w:p>
+            <w:pPr>
+              <w:spacing w:before="0" w:after="0" w:line="240" w:lineRule="auto"/>
+            </w:pPr>
+            <w:r>
+              <w:rPr>
+                <w:rFonts w:ascii="Courier New" w:hAnsi="Courier New" w:eastAsia="NanumGothicCoding"/>
+                <w:sz w:val="18"/>
+                <w:szCs w:val="18"/>
+              </w:rPr>
+              <w:t xml:space="preserve">    │                          ▼            ▼            ▼</w:t>
+            </w:r>
+          </w:p>
+          <w:p>
+            <w:pPr>
+              <w:spacing w:before="0" w:after="0" w:line="240" w:lineRule="auto"/>
+            </w:pPr>
+            <w:r>
+              <w:rPr>
+                <w:rFonts w:ascii="Courier New" w:hAnsi="Courier New" w:eastAsia="NanumGothicCoding"/>
+                <w:sz w:val="18"/>
+                <w:szCs w:val="18"/>
+              </w:rPr>
+              <w:t xml:space="preserve">    │                       재작업        수리/특채      폐기</w:t>
+            </w:r>
+          </w:p>
+          <w:p>
+            <w:pPr>
+              <w:spacing w:before="0" w:after="0" w:line="240" w:lineRule="auto"/>
+            </w:pPr>
+            <w:r>
+              <w:rPr>
+                <w:rFonts w:ascii="Courier New" w:hAnsi="Courier New" w:eastAsia="NanumGothicCoding"/>
+                <w:sz w:val="18"/>
+                <w:szCs w:val="18"/>
+              </w:rPr>
+              <w:t xml:space="preserve">    │                          │         (고객 승인)      │</w:t>
+            </w:r>
+          </w:p>
+          <w:p>
+            <w:pPr>
+              <w:spacing w:before="0" w:after="0" w:line="240" w:lineRule="auto"/>
+            </w:pPr>
+            <w:r>
+              <w:rPr>
+                <w:rFonts w:ascii="Courier New" w:hAnsi="Courier New" w:eastAsia="NanumGothicCoding"/>
+                <w:sz w:val="18"/>
+                <w:szCs w:val="18"/>
+              </w:rPr>
+              <w:t xml:space="preserve">    │                          ▼            │            ▼</w:t>
+            </w:r>
+          </w:p>
+          <w:p>
+            <w:pPr>
+              <w:spacing w:before="0" w:after="0" w:line="240" w:lineRule="auto"/>
+            </w:pPr>
+            <w:r>
+              <w:rPr>
+                <w:rFonts w:ascii="Courier New" w:hAnsi="Courier New" w:eastAsia="NanumGothicCoding"/>
+                <w:sz w:val="18"/>
+                <w:szCs w:val="18"/>
+              </w:rPr>
+              <w:t xml:space="preserve">    │                       재검사          ▼         폐기 기록</w:t>
+            </w:r>
+          </w:p>
+          <w:p>
+            <w:pPr>
+              <w:spacing w:before="0" w:after="0" w:line="240" w:lineRule="auto"/>
+            </w:pPr>
+            <w:r>
+              <w:rPr>
+                <w:rFonts w:ascii="Courier New" w:hAnsi="Courier New" w:eastAsia="NanumGothicCoding"/>
+                <w:sz w:val="18"/>
+                <w:szCs w:val="18"/>
+              </w:rPr>
+              <w:t xml:space="preserve">    │                          │        고객 승인</w:t>
+            </w:r>
+          </w:p>
+          <w:p>
+            <w:pPr>
+              <w:spacing w:before="0" w:after="0" w:line="240" w:lineRule="auto"/>
+            </w:pPr>
+            <w:r>
+              <w:rPr>
+                <w:rFonts w:ascii="Courier New" w:hAnsi="Courier New" w:eastAsia="NanumGothicCoding"/>
+                <w:sz w:val="18"/>
+                <w:szCs w:val="18"/>
+              </w:rPr>
+              <w:t xml:space="preserve">    │                          ▼            │</w:t>
+            </w:r>
+          </w:p>
+          <w:p>
+            <w:pPr>
+              <w:spacing w:before="0" w:after="0" w:line="240" w:lineRule="auto"/>
+            </w:pPr>
+            <w:r>
+              <w:rPr>
+                <w:rFonts w:ascii="Courier New" w:hAnsi="Courier New" w:eastAsia="NanumGothicCoding"/>
+                <w:sz w:val="18"/>
+                <w:szCs w:val="18"/>
+              </w:rPr>
+              <w:t xml:space="preserve">    │                       합격/불합격      ▼</w:t>
+            </w:r>
+          </w:p>
+          <w:p>
+            <w:pPr>
+              <w:spacing w:before="0" w:after="0" w:line="240" w:lineRule="auto"/>
+            </w:pPr>
+            <w:r>
+              <w:rPr>
+                <w:rFonts w:ascii="Courier New" w:hAnsi="Courier New" w:eastAsia="NanumGothicCoding"/>
+                <w:sz w:val="18"/>
+                <w:szCs w:val="18"/>
+              </w:rPr>
+              <w:t xml:space="preserve">    │                                    재검사</w:t>
+            </w:r>
+          </w:p>
+          <w:p>
+            <w:pPr>
+              <w:spacing w:before="0" w:after="0" w:line="240" w:lineRule="auto"/>
+            </w:pPr>
+            <w:r>
+              <w:rPr>
+                <w:rFonts w:ascii="Courier New" w:hAnsi="Courier New" w:eastAsia="NanumGothicCoding"/>
+                <w:sz w:val="18"/>
+                <w:szCs w:val="18"/>
+              </w:rPr>
+              <w:t xml:space="preserve">    │</w:t>
+            </w:r>
+          </w:p>
+          <w:p>
+            <w:pPr>
+              <w:spacing w:before="0" w:after="0" w:line="240" w:lineRule="auto"/>
+            </w:pPr>
+            <w:r>
+              <w:rPr>
+                <w:rFonts w:ascii="Courier New" w:hAnsi="Courier New" w:eastAsia="NanumGothicCoding"/>
+                <w:sz w:val="18"/>
+                <w:szCs w:val="18"/>
+              </w:rPr>
+              <w:t xml:space="preserve">    └─ Minor ──→ 품질팀장 ──→ 처분 결정</w:t>
+            </w:r>
+          </w:p>
+        </w:tc>
+      </w:tr>
+    </w:tbl>
     <w:bookmarkEnd w:id="31"/>
     <w:bookmarkStart w:id="32" w:name="mrb-소집-기준"/>
     <w:p>
@@ -4323,10 +4478,18 @@
           </w:p>
         </w:tc>
         <w:tc>
-          <w:tcPr/>
-          <w:p>
-            <w:pPr>
-              <w:pStyle w:val="Compact"/>
+          <w:tcPr>
+            <w:tcMar>
+              <w:top w:w="60" w:type="dxa"/>
+              <w:left w:w="120" w:type="dxa"/>
+              <w:bottom w:w="60" w:type="dxa"/>
+              <w:right w:w="120" w:type="dxa"/>
+            </w:tcMar>
+          </w:tcPr>
+          <w:p>
+            <w:pPr>
+              <w:pStyle w:val="Compact"/>
+              <w:wordWrap w:val="1"/>
             </w:pPr>
             <w:r>
               <w:t xml:space="preserve">NCR, 수리 절차서, 재검사 계획</w:t>
@@ -5807,18 +5970,10 @@
           </w:p>
         </w:tc>
         <w:tc>
-          <w:tcPr>
-            <w:tcMar>
-              <w:top w:w="60" w:type="dxa"/>
-              <w:left w:w="120" w:type="dxa"/>
-              <w:bottom w:w="60" w:type="dxa"/>
-              <w:right w:w="120" w:type="dxa"/>
-            </w:tcMar>
-          </w:tcPr>
-          <w:p>
-            <w:pPr>
-              <w:pStyle w:val="Compact"/>
-              <w:wordWrap w:val="1"/>
+          <w:tcPr/>
+          <w:p>
+            <w:pPr>
+              <w:pStyle w:val="Compact"/>
             </w:pPr>
             <w:r>
               <w:t xml:space="preserve">공장장/경영진</w:t>
@@ -5861,18 +6016,10 @@
           </w:p>
         </w:tc>
         <w:tc>
-          <w:tcPr>
-            <w:tcMar>
-              <w:top w:w="60" w:type="dxa"/>
-              <w:left w:w="120" w:type="dxa"/>
-              <w:bottom w:w="60" w:type="dxa"/>
-              <w:right w:w="120" w:type="dxa"/>
-            </w:tcMar>
-          </w:tcPr>
-          <w:p>
-            <w:pPr>
-              <w:pStyle w:val="Compact"/>
-              <w:wordWrap w:val="1"/>
+          <w:tcPr/>
+          <w:p>
+            <w:pPr>
+              <w:pStyle w:val="Compact"/>
             </w:pPr>
             <w:r>
               <w:t xml:space="preserve">고객 품질 담당</w:t>
@@ -5915,18 +6062,10 @@
           </w:p>
         </w:tc>
         <w:tc>
-          <w:tcPr>
-            <w:tcMar>
-              <w:top w:w="60" w:type="dxa"/>
-              <w:left w:w="120" w:type="dxa"/>
-              <w:bottom w:w="60" w:type="dxa"/>
-              <w:right w:w="120" w:type="dxa"/>
-            </w:tcMar>
-          </w:tcPr>
-          <w:p>
-            <w:pPr>
-              <w:pStyle w:val="Compact"/>
-              <w:wordWrap w:val="1"/>
+          <w:tcPr/>
+          <w:p>
+            <w:pPr>
+              <w:pStyle w:val="Compact"/>
             </w:pPr>
             <w:r>
               <w:t xml:space="preserve">인증 기관/당국</w:t>
@@ -7266,8 +7405,8 @@
     <w:rPrDefault>
       <w:rPr>
         <w:rFonts w:asciiTheme="minorHAnsi" w:cstheme="minorBidi" w:eastAsiaTheme="minorEastAsia" w:hAnsiTheme="minorHAnsi"/>
-        <w:sz w:val="24"/>
-        <w:szCs w:val="24"/>
+        <w:sz w:val="20"/>
+        <w:szCs w:val="20"/>
         <w:lang w:bidi="ar-SA" w:eastAsia="zh-CN" w:val="en-US"/>
       </w:rPr>
     </w:rPrDefault>
@@ -7335,8 +7474,8 @@
     </w:pPr>
     <w:rPr>
       <w:rFonts w:asciiTheme="majorHAnsi" w:cstheme="majorBidi" w:eastAsiaTheme="majorEastAsia" w:hAnsiTheme="majorHAnsi"/>
-      <w:sz w:val="56"/>
-      <w:szCs w:val="56"/>
+      <w:sz w:val="44"/>
+      <w:szCs w:val="44"/>
     </w:rPr>
   </w:style>
   <w:style w:customStyle="1" w:styleId="TitleChar" w:type="character">
@@ -7347,8 +7486,8 @@
     <w:rsid w:val="00A10FD9"/>
     <w:rPr>
       <w:rFonts w:asciiTheme="majorHAnsi" w:cstheme="majorBidi" w:eastAsiaTheme="majorEastAsia" w:hAnsiTheme="majorHAnsi"/>
-      <w:sz w:val="56"/>
-      <w:szCs w:val="56"/>
+      <w:sz w:val="44"/>
+      <w:szCs w:val="44"/>
     </w:rPr>
   </w:style>
   <w:style w:styleId="Subtitle" w:type="paragraph">
@@ -7470,8 +7609,8 @@
     <w:rPr>
       <w:rFonts w:asciiTheme="majorHAnsi" w:cstheme="majorBidi" w:eastAsiaTheme="majorEastAsia" w:hAnsiTheme="majorHAnsi"/>
       <w:color w:themeColor="accent1" w:themeShade="BF" w:val="0F4761"/>
-      <w:sz w:val="40"/>
-      <w:szCs w:val="40"/>
+      <w:sz w:val="32"/>
+      <w:szCs w:val="32"/>
     </w:rPr>
   </w:style>
   <w:style w:styleId="Heading2" w:type="paragraph">
@@ -7661,8 +7800,8 @@
     <w:rPr>
       <w:rFonts w:asciiTheme="majorHAnsi" w:cstheme="majorBidi" w:eastAsiaTheme="majorEastAsia" w:hAnsiTheme="majorHAnsi"/>
       <w:color w:themeColor="accent1" w:themeShade="BF" w:val="0F4761"/>
-      <w:sz w:val="40"/>
-      <w:szCs w:val="40"/>
+      <w:sz w:val="32"/>
+      <w:szCs w:val="32"/>
     </w:rPr>
   </w:style>
   <w:style w:customStyle="1" w:styleId="Heading2Char" w:type="character">
